--- a/export-styles/generic/reference.docx
+++ b/export-styles/generic/reference.docx
@@ -746,10 +746,6 @@
       <w:keepNext/>
       <w:keepLines/>
       <w:pageBreakBefore/>
-      <w:numPr>
-        <w:ilvl w:val="0"/>
-        <w:numId w:val="900"/>
-      </w:numPr>
       <w:spacing w:before="720" w:after="480"/>
       <w:outlineLvl w:val="0"/>
     </w:pPr>
@@ -771,10 +767,6 @@
     <w:pPr>
       <w:keepNext/>
       <w:keepLines/>
-      <w:numPr>
-        <w:ilvl w:val="1"/>
-        <w:numId w:val="900"/>
-      </w:numPr>
       <w:spacing w:before="240" w:after="240"/>
       <w:outlineLvl w:val="1"/>
     </w:pPr>
@@ -796,10 +788,6 @@
     <w:pPr>
       <w:keepNext/>
       <w:keepLines/>
-      <w:numPr>
-        <w:ilvl w:val="2"/>
-        <w:numId w:val="900"/>
-      </w:numPr>
       <w:spacing w:before="360" w:after="240"/>
       <w:outlineLvl w:val="2"/>
     </w:pPr>
@@ -821,10 +809,6 @@
     <w:pPr>
       <w:keepNext/>
       <w:keepLines/>
-      <w:numPr>
-        <w:ilvl w:val="3"/>
-        <w:numId w:val="900"/>
-      </w:numPr>
       <w:spacing w:before="360" w:after="240"/>
       <w:outlineLvl w:val="3"/>
     </w:pPr>
